--- a/大数据管理与分析/大数据管理与分析课程安排-2026春.docx
+++ b/大数据管理与分析/大数据管理与分析课程安排-2026春.docx
@@ -2,13 +2,7 @@
 <file path=word/document.xml><?xml version="1.0" encoding="utf-8"?>
 <w:document xmlns:wpc="http://schemas.microsoft.com/office/word/2010/wordprocessingCanvas" xmlns:cx="http://schemas.microsoft.com/office/drawing/2014/chartex" xmlns:cx1="http://schemas.microsoft.com/office/drawing/2015/9/8/chartex" xmlns:cx2="http://schemas.microsoft.com/office/drawing/2015/10/21/chartex" xmlns:cx3="http://schemas.microsoft.com/office/drawing/2016/5/9/chartex" xmlns:cx4="http://schemas.microsoft.com/office/drawing/2016/5/10/chartex" xmlns:cx5="http://schemas.microsoft.com/office/drawing/2016/5/11/chartex" xmlns:cx6="http://schemas.microsoft.com/office/drawing/2016/5/12/chartex" xmlns:cx7="http://schemas.microsoft.com/office/drawing/2016/5/13/chartex" xmlns:cx8="http://schemas.microsoft.com/office/drawing/2016/5/14/chartex" xmlns:mc="http://schemas.openxmlformats.org/markup-compatibility/2006" xmlns:aink="http://schemas.microsoft.com/office/drawing/2016/ink" xmlns:am3d="http://schemas.microsoft.com/office/drawing/2017/model3d" xmlns:o="urn:schemas-microsoft-com:office:office" xmlns:oel="http://schemas.microsoft.com/office/2019/extlst" xmlns:r="http://schemas.openxmlformats.org/officeDocument/2006/relationships" xmlns:m="http://schemas.openxmlformats.org/officeDocument/2006/math" xmlns:v="urn:schemas-microsoft-com:vml" xmlns:wp14="http://schemas.microsoft.com/office/word/2010/wordprocessingDrawing" xmlns:wp="http://schemas.openxmlformats.org/drawingml/2006/wordprocessingDrawing" xmlns:w10="urn:schemas-microsoft-com:office:word" xmlns:w="http://schemas.openxmlformats.org/wordprocessingml/2006/main" xmlns:w14="http://schemas.microsoft.com/office/word/2010/wordml" xmlns:w15="http://schemas.microsoft.com/office/word/2012/wordml" xmlns:w16cex="http://schemas.microsoft.com/office/word/2018/wordml/cex" xmlns:w16cid="http://schemas.microsoft.com/office/word/2016/wordml/cid" xmlns:w16="http://schemas.microsoft.com/office/word/2018/wordml" xmlns:w16du="http://schemas.microsoft.com/office/word/2023/wordml/word16du" xmlns:w16sdtdh="http://schemas.microsoft.com/office/word/2020/wordml/sdtdatahash" xmlns:w16sdtfl="http://schemas.microsoft.com/office/word/2024/wordml/sdtformatlock" xmlns:w16se="http://schemas.microsoft.com/office/word/2015/wordml/symex" xmlns:wpg="http://schemas.microsoft.com/office/word/2010/wordprocessingGroup" xmlns:wpi="http://schemas.microsoft.com/office/word/2010/wordprocessingInk" xmlns:wne="http://schemas.microsoft.com/office/word/2006/wordml" xmlns:wps="http://schemas.microsoft.com/office/word/2010/wordprocessingShape" mc:Ignorable="w14 w15 w16se w16cid w16 w16cex w16sdtdh w16sdtfl w16du wp14">
   <w:body>
-    <w:p>
-      <w:pPr>
-        <w:rPr>
-          <w:rFonts w:hint="eastAsia"/>
-        </w:rPr>
-      </w:pPr>
-    </w:p>
+    <w:p/>
     <w:tbl>
       <w:tblPr>
         <w:tblStyle w:val="a3"/>
@@ -149,6 +143,7 @@
               <w:spacing w:line="480" w:lineRule="auto"/>
               <w:jc w:val="center"/>
               <w:rPr>
+                <w:rFonts w:hint="eastAsia"/>
                 <w:b/>
                 <w:bCs/>
                 <w:sz w:val="24"/>
@@ -403,15 +398,7 @@
                 <w:rFonts w:hint="eastAsia"/>
                 <w:sz w:val="24"/>
               </w:rPr>
-              <w:t xml:space="preserve">ow to evaluate and select classification </w:t>
-            </w:r>
-            <w:r>
-              <w:rPr>
-                <w:rFonts w:hint="eastAsia"/>
-                <w:sz w:val="24"/>
-              </w:rPr>
-              <w:lastRenderedPageBreak/>
-              <w:t>models.</w:t>
+              <w:t>ow to evaluate and select classification models.</w:t>
             </w:r>
           </w:p>
           <w:p>
@@ -429,6 +416,7 @@
                 <w:bCs/>
                 <w:sz w:val="24"/>
               </w:rPr>
+              <w:lastRenderedPageBreak/>
               <w:t>CH6.7</w:t>
             </w:r>
           </w:p>
@@ -586,14 +574,7 @@
               <w:rPr>
                 <w:sz w:val="24"/>
               </w:rPr>
-              <w:t>Reinforceme</w:t>
-            </w:r>
-            <w:r>
-              <w:rPr>
-                <w:sz w:val="24"/>
-              </w:rPr>
-              <w:lastRenderedPageBreak/>
-              <w:t>nt learning</w:t>
+              <w:t>Reinforcement learning</w:t>
             </w:r>
           </w:p>
           <w:p>
@@ -611,6 +592,7 @@
                 <w:bCs/>
                 <w:sz w:val="24"/>
               </w:rPr>
+              <w:lastRenderedPageBreak/>
               <w:t>CH7.7</w:t>
             </w:r>
           </w:p>
@@ -1266,7 +1248,7 @@
                 <w:rFonts w:hint="eastAsia"/>
                 <w:sz w:val="24"/>
               </w:rPr>
-              <w:t>刘家骏</w:t>
+              <w:t>1</w:t>
             </w:r>
           </w:p>
         </w:tc>
@@ -1357,7 +1339,7 @@
                 <w:rFonts w:hint="eastAsia"/>
                 <w:sz w:val="24"/>
               </w:rPr>
-              <w:t>刘家骏</w:t>
+              <w:t>2</w:t>
             </w:r>
           </w:p>
         </w:tc>
@@ -1542,7 +1524,7 @@
       </w:tr>
       <w:tr>
         <w:trPr>
-          <w:trHeight w:val="791"/>
+          <w:trHeight w:val="408"/>
           <w:jc w:val="center"/>
         </w:trPr>
         <w:tc>
@@ -1809,13 +1791,6 @@
                 <w:sz w:val="24"/>
               </w:rPr>
             </w:pPr>
-            <w:r>
-              <w:rPr>
-                <w:rFonts w:hint="eastAsia"/>
-                <w:sz w:val="24"/>
-              </w:rPr>
-              <w:t>吴俊杰</w:t>
-            </w:r>
           </w:p>
         </w:tc>
         <w:tc>
@@ -1892,6 +1867,7 @@
                 <w:rFonts w:hint="eastAsia"/>
                 <w:sz w:val="24"/>
               </w:rPr>
+              <w:lastRenderedPageBreak/>
               <w:t>5.2</w:t>
             </w:r>
           </w:p>
@@ -1925,7 +1901,16 @@
                 <w:rFonts w:hint="eastAsia"/>
                 <w:sz w:val="24"/>
               </w:rPr>
-              <w:t>Mining various kinds of patterns, mining compressed patterns, constraint-based pattern mining.</w:t>
+              <w:lastRenderedPageBreak/>
+              <w:t xml:space="preserve">Mining various kinds of patterns, mining compressed patterns, </w:t>
+            </w:r>
+            <w:r>
+              <w:rPr>
+                <w:rFonts w:hint="eastAsia"/>
+                <w:sz w:val="24"/>
+              </w:rPr>
+              <w:lastRenderedPageBreak/>
+              <w:t>constraint-based pattern mining.</w:t>
             </w:r>
           </w:p>
         </w:tc>
@@ -2060,13 +2045,6 @@
                 <w:sz w:val="24"/>
               </w:rPr>
             </w:pPr>
-            <w:r>
-              <w:rPr>
-                <w:rFonts w:hint="eastAsia"/>
-                <w:sz w:val="24"/>
-              </w:rPr>
-              <w:t>闵楠</w:t>
-            </w:r>
           </w:p>
         </w:tc>
         <w:tc>
@@ -2168,15 +2146,6 @@
                 <w:sz w:val="24"/>
               </w:rPr>
             </w:pPr>
-            <w:proofErr w:type="gramStart"/>
-            <w:r>
-              <w:rPr>
-                <w:rFonts w:hint="eastAsia"/>
-                <w:sz w:val="24"/>
-              </w:rPr>
-              <w:t>万宝阔</w:t>
-            </w:r>
-            <w:proofErr w:type="gramEnd"/>
           </w:p>
         </w:tc>
         <w:tc>
@@ -2335,13 +2304,6 @@
                 <w:sz w:val="24"/>
               </w:rPr>
             </w:pPr>
-            <w:r>
-              <w:rPr>
-                <w:rFonts w:hint="eastAsia"/>
-                <w:sz w:val="24"/>
-              </w:rPr>
-              <w:t>王倬博</w:t>
-            </w:r>
           </w:p>
         </w:tc>
         <w:tc>
@@ -2463,13 +2425,6 @@
                 <w:sz w:val="24"/>
               </w:rPr>
             </w:pPr>
-            <w:r>
-              <w:rPr>
-                <w:rFonts w:hint="eastAsia"/>
-                <w:sz w:val="24"/>
-              </w:rPr>
-              <w:t>吴佳</w:t>
-            </w:r>
           </w:p>
         </w:tc>
         <w:tc>
@@ -2578,13 +2533,6 @@
                 <w:sz w:val="24"/>
               </w:rPr>
             </w:pPr>
-            <w:r>
-              <w:rPr>
-                <w:rFonts w:hint="eastAsia"/>
-                <w:sz w:val="24"/>
-              </w:rPr>
-              <w:t>谭玲玲</w:t>
-            </w:r>
           </w:p>
         </w:tc>
         <w:tc>
@@ -2686,13 +2634,6 @@
                 <w:sz w:val="24"/>
               </w:rPr>
             </w:pPr>
-            <w:r>
-              <w:rPr>
-                <w:rFonts w:hint="eastAsia"/>
-                <w:sz w:val="24"/>
-              </w:rPr>
-              <w:t>周宇航</w:t>
-            </w:r>
           </w:p>
         </w:tc>
         <w:tc>
@@ -2841,13 +2782,6 @@
                 <w:sz w:val="24"/>
               </w:rPr>
             </w:pPr>
-            <w:r>
-              <w:rPr>
-                <w:rFonts w:hint="eastAsia"/>
-                <w:sz w:val="24"/>
-              </w:rPr>
-              <w:t>卢瑶</w:t>
-            </w:r>
           </w:p>
         </w:tc>
         <w:tc>
@@ -2943,13 +2877,6 @@
                 <w:sz w:val="24"/>
               </w:rPr>
             </w:pPr>
-            <w:r>
-              <w:rPr>
-                <w:rFonts w:hint="eastAsia"/>
-                <w:sz w:val="24"/>
-              </w:rPr>
-              <w:t>吴佳璇</w:t>
-            </w:r>
           </w:p>
         </w:tc>
         <w:tc>
@@ -3045,13 +2972,6 @@
                 <w:sz w:val="24"/>
               </w:rPr>
             </w:pPr>
-            <w:r>
-              <w:rPr>
-                <w:rFonts w:hint="eastAsia"/>
-                <w:sz w:val="24"/>
-              </w:rPr>
-              <w:t>李龙烁</w:t>
-            </w:r>
           </w:p>
         </w:tc>
         <w:tc>
@@ -3146,15 +3066,6 @@
                 <w:sz w:val="24"/>
               </w:rPr>
             </w:pPr>
-            <w:proofErr w:type="gramStart"/>
-            <w:r>
-              <w:rPr>
-                <w:rFonts w:hint="eastAsia"/>
-                <w:sz w:val="24"/>
-              </w:rPr>
-              <w:t>李锦核</w:t>
-            </w:r>
-            <w:proofErr w:type="gramEnd"/>
           </w:p>
         </w:tc>
         <w:tc>
@@ -3278,13 +3189,6 @@
                 <w:sz w:val="24"/>
               </w:rPr>
             </w:pPr>
-            <w:r>
-              <w:rPr>
-                <w:rFonts w:hint="eastAsia"/>
-                <w:sz w:val="24"/>
-              </w:rPr>
-              <w:t>陈焯</w:t>
-            </w:r>
           </w:p>
         </w:tc>
         <w:tc>
@@ -3361,6 +3265,7 @@
                 <w:rFonts w:hint="eastAsia"/>
                 <w:sz w:val="24"/>
               </w:rPr>
+              <w:lastRenderedPageBreak/>
               <w:t>7.7</w:t>
             </w:r>
           </w:p>
@@ -3380,7 +3285,16 @@
                 <w:rFonts w:hint="eastAsia"/>
                 <w:sz w:val="24"/>
               </w:rPr>
-              <w:t xml:space="preserve">1)classification with rich data type:  stream data classification; sequence classification; graph data classification; </w:t>
+              <w:lastRenderedPageBreak/>
+              <w:t xml:space="preserve">1)classification with rich data type:  stream data classification; sequence </w:t>
+            </w:r>
+            <w:r>
+              <w:rPr>
+                <w:rFonts w:hint="eastAsia"/>
+                <w:sz w:val="24"/>
+              </w:rPr>
+              <w:lastRenderedPageBreak/>
+              <w:t xml:space="preserve">classification; graph data classification; </w:t>
             </w:r>
           </w:p>
           <w:p>
@@ -3408,13 +3322,6 @@
                 <w:sz w:val="24"/>
               </w:rPr>
             </w:pPr>
-            <w:r>
-              <w:rPr>
-                <w:rFonts w:hint="eastAsia"/>
-                <w:sz w:val="24"/>
-              </w:rPr>
-              <w:t>蔡仕豪</w:t>
-            </w:r>
           </w:p>
         </w:tc>
         <w:tc>
@@ -3576,13 +3483,6 @@
                 <w:sz w:val="24"/>
               </w:rPr>
             </w:pPr>
-            <w:r>
-              <w:rPr>
-                <w:rFonts w:hint="eastAsia"/>
-                <w:sz w:val="24"/>
-              </w:rPr>
-              <w:t>刘宸一</w:t>
-            </w:r>
           </w:p>
         </w:tc>
         <w:tc>
@@ -3678,15 +3578,6 @@
                 <w:sz w:val="24"/>
               </w:rPr>
             </w:pPr>
-            <w:proofErr w:type="gramStart"/>
-            <w:r>
-              <w:rPr>
-                <w:rFonts w:hint="eastAsia"/>
-                <w:sz w:val="24"/>
-              </w:rPr>
-              <w:t>李长坤</w:t>
-            </w:r>
-            <w:proofErr w:type="gramEnd"/>
           </w:p>
         </w:tc>
         <w:tc>
@@ -3782,29 +3673,6 @@
                 <w:sz w:val="24"/>
               </w:rPr>
             </w:pPr>
-            <w:r>
-              <w:rPr>
-                <w:rFonts w:hint="eastAsia"/>
-                <w:sz w:val="24"/>
-              </w:rPr>
-              <w:t>郑</w:t>
-            </w:r>
-            <w:proofErr w:type="gramStart"/>
-            <w:r>
-              <w:rPr>
-                <w:rFonts w:hint="eastAsia"/>
-                <w:sz w:val="24"/>
-              </w:rPr>
-              <w:t>暠</w:t>
-            </w:r>
-            <w:proofErr w:type="gramEnd"/>
-            <w:r>
-              <w:rPr>
-                <w:rFonts w:hint="eastAsia"/>
-                <w:sz w:val="24"/>
-              </w:rPr>
-              <w:t>佳</w:t>
-            </w:r>
           </w:p>
         </w:tc>
         <w:tc>
@@ -3901,22 +3769,6 @@
                 <w:sz w:val="24"/>
               </w:rPr>
             </w:pPr>
-            <w:r>
-              <w:rPr>
-                <w:rFonts w:hint="eastAsia"/>
-                <w:sz w:val="24"/>
-              </w:rPr>
-              <w:t>黄俊</w:t>
-            </w:r>
-            <w:proofErr w:type="gramStart"/>
-            <w:r>
-              <w:rPr>
-                <w:rFonts w:hint="eastAsia"/>
-                <w:sz w:val="24"/>
-              </w:rPr>
-              <w:t>浩</w:t>
-            </w:r>
-            <w:proofErr w:type="gramEnd"/>
           </w:p>
         </w:tc>
         <w:tc>
@@ -4013,13 +3865,6 @@
                 <w:sz w:val="24"/>
               </w:rPr>
             </w:pPr>
-            <w:r>
-              <w:rPr>
-                <w:rFonts w:hint="eastAsia"/>
-                <w:sz w:val="24"/>
-              </w:rPr>
-              <w:t>吕鑫宇</w:t>
-            </w:r>
           </w:p>
         </w:tc>
         <w:tc>
@@ -4319,13 +4164,6 @@
                 <w:sz w:val="24"/>
               </w:rPr>
             </w:pPr>
-            <w:r>
-              <w:rPr>
-                <w:rFonts w:hint="eastAsia"/>
-                <w:sz w:val="24"/>
-              </w:rPr>
-              <w:t>袁以腾</w:t>
-            </w:r>
           </w:p>
         </w:tc>
         <w:tc>
@@ -4610,13 +4448,6 @@
                 <w:sz w:val="24"/>
               </w:rPr>
             </w:pPr>
-            <w:r>
-              <w:rPr>
-                <w:rFonts w:hint="eastAsia"/>
-                <w:sz w:val="24"/>
-              </w:rPr>
-              <w:t>钱明哲</w:t>
-            </w:r>
           </w:p>
         </w:tc>
         <w:tc>
@@ -4739,13 +4570,6 @@
                 <w:sz w:val="24"/>
               </w:rPr>
             </w:pPr>
-            <w:r>
-              <w:rPr>
-                <w:rFonts w:hint="eastAsia"/>
-                <w:sz w:val="24"/>
-              </w:rPr>
-              <w:t>关志豪</w:t>
-            </w:r>
           </w:p>
         </w:tc>
         <w:tc>

--- a/大数据管理与分析/大数据管理与分析课程安排-2026春.docx
+++ b/大数据管理与分析/大数据管理与分析课程安排-2026春.docx
@@ -2,7 +2,13 @@
 <file path=word/document.xml><?xml version="1.0" encoding="utf-8"?>
 <w:document xmlns:wpc="http://schemas.microsoft.com/office/word/2010/wordprocessingCanvas" xmlns:cx="http://schemas.microsoft.com/office/drawing/2014/chartex" xmlns:cx1="http://schemas.microsoft.com/office/drawing/2015/9/8/chartex" xmlns:cx2="http://schemas.microsoft.com/office/drawing/2015/10/21/chartex" xmlns:cx3="http://schemas.microsoft.com/office/drawing/2016/5/9/chartex" xmlns:cx4="http://schemas.microsoft.com/office/drawing/2016/5/10/chartex" xmlns:cx5="http://schemas.microsoft.com/office/drawing/2016/5/11/chartex" xmlns:cx6="http://schemas.microsoft.com/office/drawing/2016/5/12/chartex" xmlns:cx7="http://schemas.microsoft.com/office/drawing/2016/5/13/chartex" xmlns:cx8="http://schemas.microsoft.com/office/drawing/2016/5/14/chartex" xmlns:mc="http://schemas.openxmlformats.org/markup-compatibility/2006" xmlns:aink="http://schemas.microsoft.com/office/drawing/2016/ink" xmlns:am3d="http://schemas.microsoft.com/office/drawing/2017/model3d" xmlns:o="urn:schemas-microsoft-com:office:office" xmlns:oel="http://schemas.microsoft.com/office/2019/extlst" xmlns:r="http://schemas.openxmlformats.org/officeDocument/2006/relationships" xmlns:m="http://schemas.openxmlformats.org/officeDocument/2006/math" xmlns:v="urn:schemas-microsoft-com:vml" xmlns:wp14="http://schemas.microsoft.com/office/word/2010/wordprocessingDrawing" xmlns:wp="http://schemas.openxmlformats.org/drawingml/2006/wordprocessingDrawing" xmlns:w10="urn:schemas-microsoft-com:office:word" xmlns:w="http://schemas.openxmlformats.org/wordprocessingml/2006/main" xmlns:w14="http://schemas.microsoft.com/office/word/2010/wordml" xmlns:w15="http://schemas.microsoft.com/office/word/2012/wordml" xmlns:w16cex="http://schemas.microsoft.com/office/word/2018/wordml/cex" xmlns:w16cid="http://schemas.microsoft.com/office/word/2016/wordml/cid" xmlns:w16="http://schemas.microsoft.com/office/word/2018/wordml" xmlns:w16du="http://schemas.microsoft.com/office/word/2023/wordml/word16du" xmlns:w16sdtdh="http://schemas.microsoft.com/office/word/2020/wordml/sdtdatahash" xmlns:w16sdtfl="http://schemas.microsoft.com/office/word/2024/wordml/sdtformatlock" xmlns:w16se="http://schemas.microsoft.com/office/word/2015/wordml/symex" xmlns:wpg="http://schemas.microsoft.com/office/word/2010/wordprocessingGroup" xmlns:wpi="http://schemas.microsoft.com/office/word/2010/wordprocessingInk" xmlns:wne="http://schemas.microsoft.com/office/word/2006/wordml" xmlns:wps="http://schemas.microsoft.com/office/word/2010/wordprocessingShape" mc:Ignorable="w14 w15 w16se w16cid w16 w16cex w16sdtdh w16sdtfl w16du wp14">
   <w:body>
-    <w:p/>
+    <w:p>
+      <w:pPr>
+        <w:rPr>
+          <w:rFonts w:hint="eastAsia"/>
+        </w:rPr>
+      </w:pPr>
+    </w:p>
     <w:tbl>
       <w:tblPr>
         <w:tblStyle w:val="a3"/>
@@ -143,7 +149,6 @@
               <w:spacing w:line="480" w:lineRule="auto"/>
               <w:jc w:val="center"/>
               <w:rPr>
-                <w:rFonts w:hint="eastAsia"/>
                 <w:b/>
                 <w:bCs/>
                 <w:sz w:val="24"/>
@@ -398,7 +403,15 @@
                 <w:rFonts w:hint="eastAsia"/>
                 <w:sz w:val="24"/>
               </w:rPr>
-              <w:t>ow to evaluate and select classification models.</w:t>
+              <w:t xml:space="preserve">ow to evaluate and select classification </w:t>
+            </w:r>
+            <w:r>
+              <w:rPr>
+                <w:rFonts w:hint="eastAsia"/>
+                <w:sz w:val="24"/>
+              </w:rPr>
+              <w:lastRenderedPageBreak/>
+              <w:t>models.</w:t>
             </w:r>
           </w:p>
           <w:p>
@@ -416,7 +429,6 @@
                 <w:bCs/>
                 <w:sz w:val="24"/>
               </w:rPr>
-              <w:lastRenderedPageBreak/>
               <w:t>CH6.7</w:t>
             </w:r>
           </w:p>
@@ -574,7 +586,14 @@
               <w:rPr>
                 <w:sz w:val="24"/>
               </w:rPr>
-              <w:t>Reinforcement learning</w:t>
+              <w:t>Reinforceme</w:t>
+            </w:r>
+            <w:r>
+              <w:rPr>
+                <w:sz w:val="24"/>
+              </w:rPr>
+              <w:lastRenderedPageBreak/>
+              <w:t>nt learning</w:t>
             </w:r>
           </w:p>
           <w:p>
@@ -592,7 +611,6 @@
                 <w:bCs/>
                 <w:sz w:val="24"/>
               </w:rPr>
-              <w:lastRenderedPageBreak/>
               <w:t>CH7.7</w:t>
             </w:r>
           </w:p>
@@ -1248,7 +1266,7 @@
                 <w:rFonts w:hint="eastAsia"/>
                 <w:sz w:val="24"/>
               </w:rPr>
-              <w:t>1</w:t>
+              <w:t>刘家骏</w:t>
             </w:r>
           </w:p>
         </w:tc>
@@ -1339,7 +1357,7 @@
                 <w:rFonts w:hint="eastAsia"/>
                 <w:sz w:val="24"/>
               </w:rPr>
-              <w:t>2</w:t>
+              <w:t>刘家骏</w:t>
             </w:r>
           </w:p>
         </w:tc>
@@ -1524,7 +1542,7 @@
       </w:tr>
       <w:tr>
         <w:trPr>
-          <w:trHeight w:val="408"/>
+          <w:trHeight w:val="791"/>
           <w:jc w:val="center"/>
         </w:trPr>
         <w:tc>
@@ -1791,6 +1809,13 @@
                 <w:sz w:val="24"/>
               </w:rPr>
             </w:pPr>
+            <w:r>
+              <w:rPr>
+                <w:rFonts w:hint="eastAsia"/>
+                <w:sz w:val="24"/>
+              </w:rPr>
+              <w:t>吴俊杰</w:t>
+            </w:r>
           </w:p>
         </w:tc>
         <w:tc>
@@ -1867,7 +1892,6 @@
                 <w:rFonts w:hint="eastAsia"/>
                 <w:sz w:val="24"/>
               </w:rPr>
-              <w:lastRenderedPageBreak/>
               <w:t>5.2</w:t>
             </w:r>
           </w:p>
@@ -1901,16 +1925,7 @@
                 <w:rFonts w:hint="eastAsia"/>
                 <w:sz w:val="24"/>
               </w:rPr>
-              <w:lastRenderedPageBreak/>
-              <w:t xml:space="preserve">Mining various kinds of patterns, mining compressed patterns, </w:t>
-            </w:r>
-            <w:r>
-              <w:rPr>
-                <w:rFonts w:hint="eastAsia"/>
-                <w:sz w:val="24"/>
-              </w:rPr>
-              <w:lastRenderedPageBreak/>
-              <w:t>constraint-based pattern mining.</w:t>
+              <w:t>Mining various kinds of patterns, mining compressed patterns, constraint-based pattern mining.</w:t>
             </w:r>
           </w:p>
         </w:tc>
@@ -2045,6 +2060,13 @@
                 <w:sz w:val="24"/>
               </w:rPr>
             </w:pPr>
+            <w:r>
+              <w:rPr>
+                <w:rFonts w:hint="eastAsia"/>
+                <w:sz w:val="24"/>
+              </w:rPr>
+              <w:t>闵楠</w:t>
+            </w:r>
           </w:p>
         </w:tc>
         <w:tc>
@@ -2146,6 +2168,15 @@
                 <w:sz w:val="24"/>
               </w:rPr>
             </w:pPr>
+            <w:proofErr w:type="gramStart"/>
+            <w:r>
+              <w:rPr>
+                <w:rFonts w:hint="eastAsia"/>
+                <w:sz w:val="24"/>
+              </w:rPr>
+              <w:t>万宝阔</w:t>
+            </w:r>
+            <w:proofErr w:type="gramEnd"/>
           </w:p>
         </w:tc>
         <w:tc>
@@ -2304,6 +2335,13 @@
                 <w:sz w:val="24"/>
               </w:rPr>
             </w:pPr>
+            <w:r>
+              <w:rPr>
+                <w:rFonts w:hint="eastAsia"/>
+                <w:sz w:val="24"/>
+              </w:rPr>
+              <w:t>王倬博</w:t>
+            </w:r>
           </w:p>
         </w:tc>
         <w:tc>
@@ -2425,6 +2463,13 @@
                 <w:sz w:val="24"/>
               </w:rPr>
             </w:pPr>
+            <w:r>
+              <w:rPr>
+                <w:rFonts w:hint="eastAsia"/>
+                <w:sz w:val="24"/>
+              </w:rPr>
+              <w:t>吴佳</w:t>
+            </w:r>
           </w:p>
         </w:tc>
         <w:tc>
@@ -2533,6 +2578,13 @@
                 <w:sz w:val="24"/>
               </w:rPr>
             </w:pPr>
+            <w:r>
+              <w:rPr>
+                <w:rFonts w:hint="eastAsia"/>
+                <w:sz w:val="24"/>
+              </w:rPr>
+              <w:t>谭玲玲</w:t>
+            </w:r>
           </w:p>
         </w:tc>
         <w:tc>
@@ -2634,6 +2686,13 @@
                 <w:sz w:val="24"/>
               </w:rPr>
             </w:pPr>
+            <w:r>
+              <w:rPr>
+                <w:rFonts w:hint="eastAsia"/>
+                <w:sz w:val="24"/>
+              </w:rPr>
+              <w:t>周宇航</w:t>
+            </w:r>
           </w:p>
         </w:tc>
         <w:tc>
@@ -2782,6 +2841,13 @@
                 <w:sz w:val="24"/>
               </w:rPr>
             </w:pPr>
+            <w:r>
+              <w:rPr>
+                <w:rFonts w:hint="eastAsia"/>
+                <w:sz w:val="24"/>
+              </w:rPr>
+              <w:t>卢瑶</w:t>
+            </w:r>
           </w:p>
         </w:tc>
         <w:tc>
@@ -2877,6 +2943,13 @@
                 <w:sz w:val="24"/>
               </w:rPr>
             </w:pPr>
+            <w:r>
+              <w:rPr>
+                <w:rFonts w:hint="eastAsia"/>
+                <w:sz w:val="24"/>
+              </w:rPr>
+              <w:t>吴佳璇</w:t>
+            </w:r>
           </w:p>
         </w:tc>
         <w:tc>
@@ -2972,6 +3045,13 @@
                 <w:sz w:val="24"/>
               </w:rPr>
             </w:pPr>
+            <w:r>
+              <w:rPr>
+                <w:rFonts w:hint="eastAsia"/>
+                <w:sz w:val="24"/>
+              </w:rPr>
+              <w:t>李龙烁</w:t>
+            </w:r>
           </w:p>
         </w:tc>
         <w:tc>
@@ -3066,6 +3146,15 @@
                 <w:sz w:val="24"/>
               </w:rPr>
             </w:pPr>
+            <w:proofErr w:type="gramStart"/>
+            <w:r>
+              <w:rPr>
+                <w:rFonts w:hint="eastAsia"/>
+                <w:sz w:val="24"/>
+              </w:rPr>
+              <w:t>李锦核</w:t>
+            </w:r>
+            <w:proofErr w:type="gramEnd"/>
           </w:p>
         </w:tc>
         <w:tc>
@@ -3189,6 +3278,13 @@
                 <w:sz w:val="24"/>
               </w:rPr>
             </w:pPr>
+            <w:r>
+              <w:rPr>
+                <w:rFonts w:hint="eastAsia"/>
+                <w:sz w:val="24"/>
+              </w:rPr>
+              <w:t>陈焯</w:t>
+            </w:r>
           </w:p>
         </w:tc>
         <w:tc>
@@ -3265,7 +3361,6 @@
                 <w:rFonts w:hint="eastAsia"/>
                 <w:sz w:val="24"/>
               </w:rPr>
-              <w:lastRenderedPageBreak/>
               <w:t>7.7</w:t>
             </w:r>
           </w:p>
@@ -3285,16 +3380,7 @@
                 <w:rFonts w:hint="eastAsia"/>
                 <w:sz w:val="24"/>
               </w:rPr>
-              <w:lastRenderedPageBreak/>
-              <w:t xml:space="preserve">1)classification with rich data type:  stream data classification; sequence </w:t>
-            </w:r>
-            <w:r>
-              <w:rPr>
-                <w:rFonts w:hint="eastAsia"/>
-                <w:sz w:val="24"/>
-              </w:rPr>
-              <w:lastRenderedPageBreak/>
-              <w:t xml:space="preserve">classification; graph data classification; </w:t>
+              <w:t xml:space="preserve">1)classification with rich data type:  stream data classification; sequence classification; graph data classification; </w:t>
             </w:r>
           </w:p>
           <w:p>
@@ -3322,6 +3408,13 @@
                 <w:sz w:val="24"/>
               </w:rPr>
             </w:pPr>
+            <w:r>
+              <w:rPr>
+                <w:rFonts w:hint="eastAsia"/>
+                <w:sz w:val="24"/>
+              </w:rPr>
+              <w:t>蔡仕豪</w:t>
+            </w:r>
           </w:p>
         </w:tc>
         <w:tc>
@@ -3483,6 +3576,13 @@
                 <w:sz w:val="24"/>
               </w:rPr>
             </w:pPr>
+            <w:r>
+              <w:rPr>
+                <w:rFonts w:hint="eastAsia"/>
+                <w:sz w:val="24"/>
+              </w:rPr>
+              <w:t>刘宸一</w:t>
+            </w:r>
           </w:p>
         </w:tc>
         <w:tc>
@@ -3578,6 +3678,15 @@
                 <w:sz w:val="24"/>
               </w:rPr>
             </w:pPr>
+            <w:proofErr w:type="gramStart"/>
+            <w:r>
+              <w:rPr>
+                <w:rFonts w:hint="eastAsia"/>
+                <w:sz w:val="24"/>
+              </w:rPr>
+              <w:t>李长坤</w:t>
+            </w:r>
+            <w:proofErr w:type="gramEnd"/>
           </w:p>
         </w:tc>
         <w:tc>
@@ -3673,6 +3782,29 @@
                 <w:sz w:val="24"/>
               </w:rPr>
             </w:pPr>
+            <w:r>
+              <w:rPr>
+                <w:rFonts w:hint="eastAsia"/>
+                <w:sz w:val="24"/>
+              </w:rPr>
+              <w:t>郑</w:t>
+            </w:r>
+            <w:proofErr w:type="gramStart"/>
+            <w:r>
+              <w:rPr>
+                <w:rFonts w:hint="eastAsia"/>
+                <w:sz w:val="24"/>
+              </w:rPr>
+              <w:t>暠</w:t>
+            </w:r>
+            <w:proofErr w:type="gramEnd"/>
+            <w:r>
+              <w:rPr>
+                <w:rFonts w:hint="eastAsia"/>
+                <w:sz w:val="24"/>
+              </w:rPr>
+              <w:t>佳</w:t>
+            </w:r>
           </w:p>
         </w:tc>
         <w:tc>
@@ -3769,6 +3901,22 @@
                 <w:sz w:val="24"/>
               </w:rPr>
             </w:pPr>
+            <w:r>
+              <w:rPr>
+                <w:rFonts w:hint="eastAsia"/>
+                <w:sz w:val="24"/>
+              </w:rPr>
+              <w:t>黄俊</w:t>
+            </w:r>
+            <w:proofErr w:type="gramStart"/>
+            <w:r>
+              <w:rPr>
+                <w:rFonts w:hint="eastAsia"/>
+                <w:sz w:val="24"/>
+              </w:rPr>
+              <w:t>浩</w:t>
+            </w:r>
+            <w:proofErr w:type="gramEnd"/>
           </w:p>
         </w:tc>
         <w:tc>
@@ -3865,6 +4013,13 @@
                 <w:sz w:val="24"/>
               </w:rPr>
             </w:pPr>
+            <w:r>
+              <w:rPr>
+                <w:rFonts w:hint="eastAsia"/>
+                <w:sz w:val="24"/>
+              </w:rPr>
+              <w:t>吕鑫宇</w:t>
+            </w:r>
           </w:p>
         </w:tc>
         <w:tc>
@@ -4164,6 +4319,13 @@
                 <w:sz w:val="24"/>
               </w:rPr>
             </w:pPr>
+            <w:r>
+              <w:rPr>
+                <w:rFonts w:hint="eastAsia"/>
+                <w:sz w:val="24"/>
+              </w:rPr>
+              <w:t>袁以腾</w:t>
+            </w:r>
           </w:p>
         </w:tc>
         <w:tc>
@@ -4448,6 +4610,13 @@
                 <w:sz w:val="24"/>
               </w:rPr>
             </w:pPr>
+            <w:r>
+              <w:rPr>
+                <w:rFonts w:hint="eastAsia"/>
+                <w:sz w:val="24"/>
+              </w:rPr>
+              <w:t>钱明哲</w:t>
+            </w:r>
           </w:p>
         </w:tc>
         <w:tc>
@@ -4570,6 +4739,13 @@
                 <w:sz w:val="24"/>
               </w:rPr>
             </w:pPr>
+            <w:r>
+              <w:rPr>
+                <w:rFonts w:hint="eastAsia"/>
+                <w:sz w:val="24"/>
+              </w:rPr>
+              <w:t>关志豪</w:t>
+            </w:r>
           </w:p>
         </w:tc>
         <w:tc>
